--- a/docs/reports/Paper_V3_IEEE_Final_OMML.docx
+++ b/docs/reports/Paper_V3_IEEE_Final_OMML.docx
@@ -217,15 +217,59 @@
         </w:rPr>
         <w:t>We evaluate the benchmark suite across 360 specimens (</w:t>
       </w:r>
-      <w:r>
-        <w:rPr>
-          <w:rFonts w:ascii="Cambria Math" w:hAnsi="Cambria Math"/>
-          <w:i/>
-          <w:color w:val="003366"/>
-          <w:sz w:val="20"/>
-        </w:rPr>
-        <w:t>3  categories  x  30  instances  x  4  degradation profiles</w:t>
-      </w:r>
+      <m:oMath>
+        <m:r>
+          <w:rPr>
+            <w:rFonts w:ascii="Cambria Math" w:hAnsi="Cambria Math"/>
+          </w:rPr>
+          <m:t>3</m:t>
+        </m:r>
+        <m:r>
+          <w:rPr>
+            <w:rFonts w:ascii="Times New Roman" w:hAnsi="Times New Roman"/>
+            <w:i w:val="0"/>
+          </w:rPr>
+          <m:t>categories</m:t>
+        </m:r>
+        <m:r>
+          <w:rPr>
+            <w:rFonts w:ascii="Cambria Math" w:hAnsi="Cambria Math"/>
+          </w:rPr>
+          <m:t>×</m:t>
+        </m:r>
+        <m:r>
+          <w:rPr>
+            <w:rFonts w:ascii="Cambria Math" w:hAnsi="Cambria Math"/>
+          </w:rPr>
+          <m:t>30</m:t>
+        </m:r>
+        <m:r>
+          <w:rPr>
+            <w:rFonts w:ascii="Times New Roman" w:hAnsi="Times New Roman"/>
+            <w:i w:val="0"/>
+          </w:rPr>
+          <m:t>instances</m:t>
+        </m:r>
+        <m:r>
+          <w:rPr>
+            <w:rFonts w:ascii="Cambria Math" w:hAnsi="Cambria Math"/>
+          </w:rPr>
+          <m:t>×</m:t>
+        </m:r>
+        <m:r>
+          <w:rPr>
+            <w:rFonts w:ascii="Cambria Math" w:hAnsi="Cambria Math"/>
+          </w:rPr>
+          <m:t>4</m:t>
+        </m:r>
+        <m:r>
+          <w:rPr>
+            <w:rFonts w:ascii="Times New Roman" w:hAnsi="Times New Roman"/>
+            <w:i w:val="0"/>
+          </w:rPr>
+          <m:t>degradation profiles</m:t>
+        </m:r>
+      </m:oMath>
       <w:r>
         <w:rPr>
           <w:rFonts w:ascii="Times New Roman" w:hAnsi="Times New Roman"/>
@@ -2437,20 +2481,163 @@
     </w:p>
     <w:p>
       <w:pPr>
-        <w:spacing w:before="160" w:after="160"/>
+        <w:spacing w:before="0" w:after="0"/>
         <w:jc w:val="center"/>
       </w:pPr>
       <m:oMathPara>
         <m:oMath>
           <m:r>
-            <m:rPr>
-              <m:sty m:val="p"/>
-            </m:rPr>
             <w:rPr>
               <w:rFonts w:ascii="Cambria Math" w:hAnsi="Cambria Math"/>
-              <w:color w:val="003366"/>
             </w:rPr>
-            <m:t>DocumentSpecimen = G(Seed, Category, Profile)</m:t>
+            <m:t>D</m:t>
+          </m:r>
+          <m:r>
+            <w:rPr>
+              <w:rFonts w:ascii="Cambria Math" w:hAnsi="Cambria Math"/>
+            </w:rPr>
+            <m:t>o</m:t>
+          </m:r>
+          <m:r>
+            <w:rPr>
+              <w:rFonts w:ascii="Cambria Math" w:hAnsi="Cambria Math"/>
+            </w:rPr>
+            <m:t>c</m:t>
+          </m:r>
+          <m:r>
+            <w:rPr>
+              <w:rFonts w:ascii="Cambria Math" w:hAnsi="Cambria Math"/>
+            </w:rPr>
+            <m:t>u</m:t>
+          </m:r>
+          <m:r>
+            <w:rPr>
+              <w:rFonts w:ascii="Cambria Math" w:hAnsi="Cambria Math"/>
+            </w:rPr>
+            <m:t>m</m:t>
+          </m:r>
+          <m:r>
+            <w:rPr>
+              <w:rFonts w:ascii="Cambria Math" w:hAnsi="Cambria Math"/>
+            </w:rPr>
+            <m:t>e</m:t>
+          </m:r>
+          <m:r>
+            <w:rPr>
+              <w:rFonts w:ascii="Cambria Math" w:hAnsi="Cambria Math"/>
+            </w:rPr>
+            <m:t>n</m:t>
+          </m:r>
+          <m:r>
+            <w:rPr>
+              <w:rFonts w:ascii="Cambria Math" w:hAnsi="Cambria Math"/>
+            </w:rPr>
+            <m:t>t</m:t>
+          </m:r>
+          <m:r>
+            <w:rPr>
+              <w:rFonts w:ascii="Cambria Math" w:hAnsi="Cambria Math"/>
+            </w:rPr>
+            <m:t>S</m:t>
+          </m:r>
+          <m:r>
+            <w:rPr>
+              <w:rFonts w:ascii="Cambria Math" w:hAnsi="Cambria Math"/>
+            </w:rPr>
+            <m:t>p</m:t>
+          </m:r>
+          <m:r>
+            <w:rPr>
+              <w:rFonts w:ascii="Cambria Math" w:hAnsi="Cambria Math"/>
+            </w:rPr>
+            <m:t>e</m:t>
+          </m:r>
+          <m:r>
+            <w:rPr>
+              <w:rFonts w:ascii="Cambria Math" w:hAnsi="Cambria Math"/>
+            </w:rPr>
+            <m:t>c</m:t>
+          </m:r>
+          <m:r>
+            <w:rPr>
+              <w:rFonts w:ascii="Cambria Math" w:hAnsi="Cambria Math"/>
+            </w:rPr>
+            <m:t>i</m:t>
+          </m:r>
+          <m:r>
+            <w:rPr>
+              <w:rFonts w:ascii="Cambria Math" w:hAnsi="Cambria Math"/>
+            </w:rPr>
+            <m:t>m</m:t>
+          </m:r>
+          <m:r>
+            <w:rPr>
+              <w:rFonts w:ascii="Cambria Math" w:hAnsi="Cambria Math"/>
+            </w:rPr>
+            <m:t>e</m:t>
+          </m:r>
+          <m:r>
+            <w:rPr>
+              <w:rFonts w:ascii="Cambria Math" w:hAnsi="Cambria Math"/>
+            </w:rPr>
+            <m:t>n</m:t>
+          </m:r>
+          <m:r>
+            <w:rPr>
+              <w:rFonts w:ascii="Cambria Math" w:hAnsi="Cambria Math"/>
+            </w:rPr>
+            <m:t>=</m:t>
+          </m:r>
+          <m:r>
+            <w:rPr>
+              <w:rFonts w:ascii="Cambria Math" w:hAnsi="Cambria Math"/>
+            </w:rPr>
+            <m:t>G</m:t>
+          </m:r>
+          <m:r>
+            <w:rPr>
+              <w:rFonts w:ascii="Cambria Math" w:hAnsi="Cambria Math"/>
+            </w:rPr>
+            <m:t>(</m:t>
+          </m:r>
+          <m:r>
+            <w:rPr>
+              <w:rFonts w:ascii="Times New Roman" w:hAnsi="Times New Roman"/>
+              <w:i w:val="0"/>
+            </w:rPr>
+            <m:t>Seed</m:t>
+          </m:r>
+          <m:r>
+            <w:rPr>
+              <w:rFonts w:ascii="Cambria Math" w:hAnsi="Cambria Math"/>
+            </w:rPr>
+            <m:t>,</m:t>
+          </m:r>
+          <m:r>
+            <w:rPr>
+              <w:rFonts w:ascii="Times New Roman" w:hAnsi="Times New Roman"/>
+              <w:i w:val="0"/>
+            </w:rPr>
+            <m:t>Category</m:t>
+          </m:r>
+          <m:r>
+            <w:rPr>
+              <w:rFonts w:ascii="Cambria Math" w:hAnsi="Cambria Math"/>
+            </w:rPr>
+            <m:t>,</m:t>
+          </m:r>
+          <m:r>
+            <w:rPr>
+              <w:rFonts w:ascii="Times New Roman" w:hAnsi="Times New Roman"/>
+              <w:i w:val="0"/>
+            </w:rPr>
+            <m:t>Profile</m:t>
+          </m:r>
+          <m:r>
+            <w:rPr>
+              <w:rFonts w:ascii="Cambria Math" w:hAnsi="Cambria Math"/>
+            </w:rPr>
+            <m:t>)</m:t>
           </m:r>
         </m:oMath>
       </m:oMathPara>
@@ -2598,20 +2785,160 @@
     </w:p>
     <w:p>
       <w:pPr>
-        <w:spacing w:before="160" w:after="160"/>
+        <w:spacing w:before="0" w:after="0"/>
         <w:jc w:val="center"/>
       </w:pPr>
       <m:oMathPara>
         <m:oMath>
+          <m:sSub>
+            <m:e>
+              <m:r>
+                <w:rPr>
+                  <w:rFonts w:ascii="Cambria Math" w:hAnsi="Cambria Math"/>
+                </w:rPr>
+                <m:t>I</m:t>
+              </m:r>
+            </m:e>
+            <m:sub>
+              <m:r>
+                <w:rPr>
+                  <w:rFonts w:ascii="Times New Roman" w:hAnsi="Times New Roman"/>
+                  <w:i w:val="0"/>
+                </w:rPr>
+                <m:t>degraded</m:t>
+              </m:r>
+            </m:sub>
+          </m:sSub>
           <m:r>
-            <m:rPr>
-              <m:sty m:val="p"/>
-            </m:rPr>
             <w:rPr>
               <w:rFonts w:ascii="Cambria Math" w:hAnsi="Cambria Math"/>
-              <w:color w:val="003366"/>
             </w:rPr>
-            <m:t>I_degraded = D_rotation ∘ D_contrast ∘ D_gaussian ∘ D_blur(I_clean)</m:t>
+            <m:t>=</m:t>
+          </m:r>
+          <m:sSub>
+            <m:e>
+              <m:r>
+                <w:rPr>
+                  <w:rFonts w:ascii="Cambria Math" w:hAnsi="Cambria Math"/>
+                </w:rPr>
+                <m:t>D</m:t>
+              </m:r>
+            </m:e>
+            <m:sub>
+              <m:r>
+                <w:rPr>
+                  <w:rFonts w:ascii="Times New Roman" w:hAnsi="Times New Roman"/>
+                  <w:i w:val="0"/>
+                </w:rPr>
+                <m:t>rotation</m:t>
+              </m:r>
+            </m:sub>
+          </m:sSub>
+          <m:r>
+            <w:rPr>
+              <w:rFonts w:ascii="Cambria Math" w:hAnsi="Cambria Math"/>
+            </w:rPr>
+            <m:t>∘</m:t>
+          </m:r>
+          <m:sSub>
+            <m:e>
+              <m:r>
+                <w:rPr>
+                  <w:rFonts w:ascii="Cambria Math" w:hAnsi="Cambria Math"/>
+                </w:rPr>
+                <m:t>D</m:t>
+              </m:r>
+            </m:e>
+            <m:sub>
+              <m:r>
+                <w:rPr>
+                  <w:rFonts w:ascii="Times New Roman" w:hAnsi="Times New Roman"/>
+                  <w:i w:val="0"/>
+                </w:rPr>
+                <m:t>contrast</m:t>
+              </m:r>
+            </m:sub>
+          </m:sSub>
+          <m:r>
+            <w:rPr>
+              <w:rFonts w:ascii="Cambria Math" w:hAnsi="Cambria Math"/>
+            </w:rPr>
+            <m:t>∘</m:t>
+          </m:r>
+          <m:sSub>
+            <m:e>
+              <m:r>
+                <w:rPr>
+                  <w:rFonts w:ascii="Cambria Math" w:hAnsi="Cambria Math"/>
+                </w:rPr>
+                <m:t>D</m:t>
+              </m:r>
+            </m:e>
+            <m:sub>
+              <m:r>
+                <w:rPr>
+                  <w:rFonts w:ascii="Times New Roman" w:hAnsi="Times New Roman"/>
+                  <w:i w:val="0"/>
+                </w:rPr>
+                <m:t>gaussian</m:t>
+              </m:r>
+            </m:sub>
+          </m:sSub>
+          <m:r>
+            <w:rPr>
+              <w:rFonts w:ascii="Cambria Math" w:hAnsi="Cambria Math"/>
+            </w:rPr>
+            <m:t>∘</m:t>
+          </m:r>
+          <m:sSub>
+            <m:e>
+              <m:r>
+                <w:rPr>
+                  <w:rFonts w:ascii="Cambria Math" w:hAnsi="Cambria Math"/>
+                </w:rPr>
+                <m:t>D</m:t>
+              </m:r>
+            </m:e>
+            <m:sub>
+              <m:r>
+                <w:rPr>
+                  <w:rFonts w:ascii="Times New Roman" w:hAnsi="Times New Roman"/>
+                  <w:i w:val="0"/>
+                </w:rPr>
+                <m:t>blur</m:t>
+              </m:r>
+            </m:sub>
+          </m:sSub>
+          <m:r>
+            <w:rPr>
+              <w:rFonts w:ascii="Cambria Math" w:hAnsi="Cambria Math"/>
+            </w:rPr>
+            <m:t>(</m:t>
+          </m:r>
+          <m:sSub>
+            <m:e>
+              <m:r>
+                <w:rPr>
+                  <w:rFonts w:ascii="Cambria Math" w:hAnsi="Cambria Math"/>
+                </w:rPr>
+                <m:t>I</m:t>
+              </m:r>
+            </m:e>
+            <m:sub>
+              <m:r>
+                <w:rPr>
+                  <w:rFonts w:ascii="Times New Roman" w:hAnsi="Times New Roman"/>
+                  <w:i w:val="0"/>
+                </w:rPr>
+                <m:t>clean</m:t>
+              </m:r>
+            </m:sub>
+          </m:sSub>
+          <m:r>
+            <w:rPr>
+              <w:rFonts w:ascii="Cambria Math" w:hAnsi="Cambria Math"/>
+            </w:rPr>
+            <m:t>)</m:t>
           </m:r>
         </m:oMath>
       </m:oMathPara>
@@ -2937,15 +3264,14 @@
         </w:rPr>
         <w:t xml:space="preserve">: Maps common university name abbreviations (e.g., MIT </w:t>
       </w:r>
-      <w:r>
-        <w:rPr>
-          <w:rFonts w:ascii="Times New Roman" w:hAnsi="Times New Roman"/>
-          <w:i/>
-          <w:color w:val="003366"/>
-          <w:sz w:val="20"/>
-        </w:rPr>
-        <w:t xml:space="preserve"> -&gt; </w:t>
-      </w:r>
+      <m:oMath>
+        <m:r>
+          <w:rPr>
+            <w:rFonts w:ascii="Cambria Math" w:hAnsi="Cambria Math"/>
+          </w:rPr>
+          <m:t>→</m:t>
+        </m:r>
+      </m:oMath>
       <w:r>
         <w:rPr>
           <w:rFonts w:ascii="Times New Roman" w:hAnsi="Times New Roman"/>
@@ -3012,20 +3338,217 @@
     </w:p>
     <w:p>
       <w:pPr>
-        <w:spacing w:before="160" w:after="160"/>
+        <w:spacing w:before="0" w:after="0"/>
         <w:jc w:val="center"/>
       </w:pPr>
       <m:oMathPara>
         <m:oMath>
           <m:r>
-            <m:rPr>
-              <m:sty m:val="p"/>
-            </m:rPr>
             <w:rPr>
               <w:rFonts w:ascii="Cambria Math" w:hAnsi="Cambria Math"/>
-              <w:color w:val="003366"/>
             </w:rPr>
-            <m:t>ErrorCategory ∈ \OCR\_ERROR, FIELD\_MISSING, HALLUCINATION, FORMAT\_ERROR, NORMALIZATION\_ERROR, PARTIAL\_MATCH, LOW\_CONFIDENCE, CATEGORY\_ERROR, EXACT\_MATCH\</m:t>
+            <m:t>E</m:t>
+          </m:r>
+          <m:r>
+            <w:rPr>
+              <w:rFonts w:ascii="Cambria Math" w:hAnsi="Cambria Math"/>
+            </w:rPr>
+            <m:t>r</m:t>
+          </m:r>
+          <m:r>
+            <w:rPr>
+              <w:rFonts w:ascii="Cambria Math" w:hAnsi="Cambria Math"/>
+            </w:rPr>
+            <m:t>r</m:t>
+          </m:r>
+          <m:r>
+            <w:rPr>
+              <w:rFonts w:ascii="Cambria Math" w:hAnsi="Cambria Math"/>
+            </w:rPr>
+            <m:t>o</m:t>
+          </m:r>
+          <m:r>
+            <w:rPr>
+              <w:rFonts w:ascii="Cambria Math" w:hAnsi="Cambria Math"/>
+            </w:rPr>
+            <m:t>r</m:t>
+          </m:r>
+          <m:r>
+            <w:rPr>
+              <w:rFonts w:ascii="Cambria Math" w:hAnsi="Cambria Math"/>
+            </w:rPr>
+            <m:t>C</m:t>
+          </m:r>
+          <m:r>
+            <w:rPr>
+              <w:rFonts w:ascii="Cambria Math" w:hAnsi="Cambria Math"/>
+            </w:rPr>
+            <m:t>a</m:t>
+          </m:r>
+          <m:r>
+            <w:rPr>
+              <w:rFonts w:ascii="Cambria Math" w:hAnsi="Cambria Math"/>
+            </w:rPr>
+            <m:t>t</m:t>
+          </m:r>
+          <m:r>
+            <w:rPr>
+              <w:rFonts w:ascii="Cambria Math" w:hAnsi="Cambria Math"/>
+            </w:rPr>
+            <m:t>e</m:t>
+          </m:r>
+          <m:r>
+            <w:rPr>
+              <w:rFonts w:ascii="Cambria Math" w:hAnsi="Cambria Math"/>
+            </w:rPr>
+            <m:t>g</m:t>
+          </m:r>
+          <m:r>
+            <w:rPr>
+              <w:rFonts w:ascii="Cambria Math" w:hAnsi="Cambria Math"/>
+            </w:rPr>
+            <m:t>o</m:t>
+          </m:r>
+          <m:r>
+            <w:rPr>
+              <w:rFonts w:ascii="Cambria Math" w:hAnsi="Cambria Math"/>
+            </w:rPr>
+            <m:t>r</m:t>
+          </m:r>
+          <m:r>
+            <w:rPr>
+              <w:rFonts w:ascii="Cambria Math" w:hAnsi="Cambria Math"/>
+            </w:rPr>
+            <m:t>y</m:t>
+          </m:r>
+          <m:r>
+            <w:rPr>
+              <w:rFonts w:ascii="Cambria Math" w:hAnsi="Cambria Math"/>
+            </w:rPr>
+            <m:t>∈</m:t>
+          </m:r>
+          <m:r>
+            <w:rPr>
+              <w:rFonts w:ascii="Cambria Math" w:hAnsi="Cambria Math"/>
+            </w:rPr>
+            <m:t>{</m:t>
+          </m:r>
+          <m:r>
+            <w:rPr>
+              <w:rFonts w:ascii="Times New Roman" w:hAnsi="Times New Roman"/>
+              <w:i w:val="0"/>
+            </w:rPr>
+            <m:t>OCR\_ERROR</m:t>
+          </m:r>
+          <m:r>
+            <w:rPr>
+              <w:rFonts w:ascii="Cambria Math" w:hAnsi="Cambria Math"/>
+            </w:rPr>
+            <m:t>,</m:t>
+          </m:r>
+          <m:r>
+            <w:rPr>
+              <w:rFonts w:ascii="Times New Roman" w:hAnsi="Times New Roman"/>
+              <w:i w:val="0"/>
+            </w:rPr>
+            <m:t>FIELD\_MISSING</m:t>
+          </m:r>
+          <m:r>
+            <w:rPr>
+              <w:rFonts w:ascii="Cambria Math" w:hAnsi="Cambria Math"/>
+            </w:rPr>
+            <m:t>,</m:t>
+          </m:r>
+          <m:r>
+            <w:rPr>
+              <w:rFonts w:ascii="Times New Roman" w:hAnsi="Times New Roman"/>
+              <w:i w:val="0"/>
+            </w:rPr>
+            <m:t>HALLUCINATION</m:t>
+          </m:r>
+          <m:r>
+            <w:rPr>
+              <w:rFonts w:ascii="Cambria Math" w:hAnsi="Cambria Math"/>
+            </w:rPr>
+            <m:t>,</m:t>
+          </m:r>
+          <m:r>
+            <w:rPr>
+              <w:rFonts w:ascii="Times New Roman" w:hAnsi="Times New Roman"/>
+              <w:i w:val="0"/>
+            </w:rPr>
+            <m:t>FORMAT\_ERROR</m:t>
+          </m:r>
+          <m:r>
+            <w:rPr>
+              <w:rFonts w:ascii="Cambria Math" w:hAnsi="Cambria Math"/>
+            </w:rPr>
+            <m:t>,</m:t>
+          </m:r>
+          <m:r>
+            <w:rPr>
+              <w:rFonts w:ascii="Times New Roman" w:hAnsi="Times New Roman"/>
+              <w:i w:val="0"/>
+            </w:rPr>
+            <m:t>NORMALIZATION\_ERROR</m:t>
+          </m:r>
+          <m:r>
+            <w:rPr>
+              <w:rFonts w:ascii="Cambria Math" w:hAnsi="Cambria Math"/>
+            </w:rPr>
+            <m:t>,</m:t>
+          </m:r>
+          <m:r>
+            <w:rPr>
+              <w:rFonts w:ascii="Times New Roman" w:hAnsi="Times New Roman"/>
+              <w:i w:val="0"/>
+            </w:rPr>
+            <m:t>PARTIAL\_MATCH</m:t>
+          </m:r>
+          <m:r>
+            <w:rPr>
+              <w:rFonts w:ascii="Cambria Math" w:hAnsi="Cambria Math"/>
+            </w:rPr>
+            <m:t>,</m:t>
+          </m:r>
+          <m:r>
+            <w:rPr>
+              <w:rFonts w:ascii="Times New Roman" w:hAnsi="Times New Roman"/>
+              <w:i w:val="0"/>
+            </w:rPr>
+            <m:t>LOW\_CONFIDENCE</m:t>
+          </m:r>
+          <m:r>
+            <w:rPr>
+              <w:rFonts w:ascii="Cambria Math" w:hAnsi="Cambria Math"/>
+            </w:rPr>
+            <m:t>,</m:t>
+          </m:r>
+          <m:r>
+            <w:rPr>
+              <w:rFonts w:ascii="Times New Roman" w:hAnsi="Times New Roman"/>
+              <w:i w:val="0"/>
+            </w:rPr>
+            <m:t>CATEGORY\_ERROR</m:t>
+          </m:r>
+          <m:r>
+            <w:rPr>
+              <w:rFonts w:ascii="Cambria Math" w:hAnsi="Cambria Math"/>
+            </w:rPr>
+            <m:t>,</m:t>
+          </m:r>
+          <m:r>
+            <w:rPr>
+              <w:rFonts w:ascii="Times New Roman" w:hAnsi="Times New Roman"/>
+              <w:i w:val="0"/>
+            </w:rPr>
+            <m:t>EXACT\_MATCH</m:t>
+          </m:r>
+          <m:r>
+            <w:rPr>
+              <w:rFonts w:ascii="Cambria Math" w:hAnsi="Cambria Math"/>
+            </w:rPr>
+            <m:t>}</m:t>
           </m:r>
         </m:oMath>
       </m:oMathPara>
@@ -3069,7 +3592,7 @@
           <w:color w:val="333333"/>
           <w:sz w:val="23"/>
         </w:rPr>
-        <w:t>6.1 Dataset Composition (AU_DIC_Benchmark_v1.0)</w:t>
+        <w:t>6.1 Dataset Composition (`AU_DIC_Benchmark_v1.0`)</w:t>
       </w:r>
     </w:p>
     <w:p>
@@ -3083,31 +3606,29 @@
         </w:rPr>
         <w:t xml:space="preserve">The evaluation dataset consists of 360 image specimens (3 document categories </w:t>
       </w:r>
-      <w:r>
-        <w:rPr>
-          <w:rFonts w:ascii="Cambria Math" w:hAnsi="Cambria Math"/>
-          <w:i/>
-          <w:color w:val="003366"/>
+      <m:oMath>
+        <m:r>
+          <w:rPr>
+            <w:rFonts w:ascii="Cambria Math" w:hAnsi="Cambria Math"/>
+          </w:rPr>
+          <m:t>×</m:t>
+        </m:r>
+      </m:oMath>
+      <w:r>
+        <w:rPr>
+          <w:rFonts w:ascii="Times New Roman" w:hAnsi="Times New Roman"/>
           <w:sz w:val="20"/>
         </w:rPr>
-        <w:t xml:space="preserve"> x </w:t>
-      </w:r>
-      <w:r>
-        <w:rPr>
-          <w:rFonts w:ascii="Times New Roman" w:hAnsi="Times New Roman"/>
-          <w:sz w:val="20"/>
-        </w:rPr>
         <w:t xml:space="preserve"> 30 unique document instances </w:t>
       </w:r>
-      <w:r>
-        <w:rPr>
-          <w:rFonts w:ascii="Cambria Math" w:hAnsi="Cambria Math"/>
-          <w:i/>
-          <w:color w:val="003366"/>
-          <w:sz w:val="20"/>
-        </w:rPr>
-        <w:t xml:space="preserve"> x </w:t>
-      </w:r>
+      <m:oMath>
+        <m:r>
+          <w:rPr>
+            <w:rFonts w:ascii="Cambria Math" w:hAnsi="Cambria Math"/>
+          </w:rPr>
+          <m:t>×</m:t>
+        </m:r>
+      </m:oMath>
       <w:r>
         <w:rPr>
           <w:rFonts w:ascii="Times New Roman" w:hAnsi="Times New Roman"/>
@@ -3201,31 +3722,60 @@
         </w:rPr>
         <w:t>: The proportion of specimens where the predicted document category (</w:t>
       </w:r>
-      <w:r>
-        <w:rPr>
-          <w:rFonts w:ascii="Times New Roman" w:hAnsi="Times New Roman"/>
-          <w:i/>
-          <w:color w:val="003366"/>
+      <m:oMath>
+        <m:sSub>
+          <m:e>
+            <m:acc>
+              <m:accPr>
+                <m:chr m:val="̂"/>
+              </m:accPr>
+              <m:e>
+                <m:r>
+                  <w:rPr>
+                    <w:rFonts w:ascii="Cambria Math" w:hAnsi="Cambria Math"/>
+                  </w:rPr>
+                  <m:t>C</m:t>
+                </m:r>
+              </m:e>
+            </m:acc>
+          </m:e>
+          <m:sub>
+            <m:r>
+              <w:rPr>
+                <w:rFonts w:ascii="Cambria Math" w:hAnsi="Cambria Math"/>
+              </w:rPr>
+              <m:t>i</m:t>
+            </m:r>
+          </m:sub>
+        </m:sSub>
+      </m:oMath>
+      <w:r>
+        <w:rPr>
+          <w:rFonts w:ascii="Times New Roman" w:hAnsi="Times New Roman"/>
           <w:sz w:val="20"/>
         </w:rPr>
-        <w:t>C_hat_i</w:t>
-      </w:r>
-      <w:r>
-        <w:rPr>
-          <w:rFonts w:ascii="Times New Roman" w:hAnsi="Times New Roman"/>
-          <w:sz w:val="20"/>
-        </w:rPr>
         <w:t>) matches the ground truth category (</w:t>
       </w:r>
-      <w:r>
-        <w:rPr>
-          <w:rFonts w:ascii="Times New Roman" w:hAnsi="Times New Roman"/>
-          <w:i/>
-          <w:color w:val="003366"/>
-          <w:sz w:val="20"/>
-        </w:rPr>
-        <w:t>C_i</w:t>
-      </w:r>
+      <m:oMath>
+        <m:sSub>
+          <m:e>
+            <m:r>
+              <w:rPr>
+                <w:rFonts w:ascii="Cambria Math" w:hAnsi="Cambria Math"/>
+              </w:rPr>
+              <m:t>C</m:t>
+            </m:r>
+          </m:e>
+          <m:sub>
+            <m:r>
+              <w:rPr>
+                <w:rFonts w:ascii="Cambria Math" w:hAnsi="Cambria Math"/>
+              </w:rPr>
+              <m:t>i</m:t>
+            </m:r>
+          </m:sub>
+        </m:sSub>
+      </m:oMath>
       <w:r>
         <w:rPr>
           <w:rFonts w:ascii="Times New Roman" w:hAnsi="Times New Roman"/>
@@ -3236,21 +3786,228 @@
     </w:p>
     <w:p>
       <w:pPr>
-        <w:spacing w:before="160" w:after="160"/>
+        <w:spacing w:before="0" w:after="0"/>
         <w:jc w:val="center"/>
       </w:pPr>
       <m:oMathPara>
         <m:oMath>
           <m:r>
-            <m:rPr>
-              <m:sty m:val="p"/>
-            </m:rPr>
             <w:rPr>
               <w:rFonts w:ascii="Cambria Math" w:hAnsi="Cambria Math"/>
-              <w:color w:val="003366"/>
             </w:rPr>
-            <m:t>Category Accuracy = fracsum_i=1^N 𝟙(Ĉ_i = C_i)N</m:t>
+            <m:t>C</m:t>
           </m:r>
+          <m:r>
+            <w:rPr>
+              <w:rFonts w:ascii="Cambria Math" w:hAnsi="Cambria Math"/>
+            </w:rPr>
+            <m:t>a</m:t>
+          </m:r>
+          <m:r>
+            <w:rPr>
+              <w:rFonts w:ascii="Cambria Math" w:hAnsi="Cambria Math"/>
+            </w:rPr>
+            <m:t>t</m:t>
+          </m:r>
+          <m:r>
+            <w:rPr>
+              <w:rFonts w:ascii="Cambria Math" w:hAnsi="Cambria Math"/>
+            </w:rPr>
+            <m:t>e</m:t>
+          </m:r>
+          <m:r>
+            <w:rPr>
+              <w:rFonts w:ascii="Cambria Math" w:hAnsi="Cambria Math"/>
+            </w:rPr>
+            <m:t>g</m:t>
+          </m:r>
+          <m:r>
+            <w:rPr>
+              <w:rFonts w:ascii="Cambria Math" w:hAnsi="Cambria Math"/>
+            </w:rPr>
+            <m:t>o</m:t>
+          </m:r>
+          <m:r>
+            <w:rPr>
+              <w:rFonts w:ascii="Cambria Math" w:hAnsi="Cambria Math"/>
+            </w:rPr>
+            <m:t>r</m:t>
+          </m:r>
+          <m:r>
+            <w:rPr>
+              <w:rFonts w:ascii="Cambria Math" w:hAnsi="Cambria Math"/>
+            </w:rPr>
+            <m:t>y</m:t>
+          </m:r>
+          <m:r>
+            <w:rPr>
+              <w:rFonts w:ascii="Cambria Math" w:hAnsi="Cambria Math"/>
+            </w:rPr>
+            <m:t>A</m:t>
+          </m:r>
+          <m:r>
+            <w:rPr>
+              <w:rFonts w:ascii="Cambria Math" w:hAnsi="Cambria Math"/>
+            </w:rPr>
+            <m:t>c</m:t>
+          </m:r>
+          <m:r>
+            <w:rPr>
+              <w:rFonts w:ascii="Cambria Math" w:hAnsi="Cambria Math"/>
+            </w:rPr>
+            <m:t>c</m:t>
+          </m:r>
+          <m:r>
+            <w:rPr>
+              <w:rFonts w:ascii="Cambria Math" w:hAnsi="Cambria Math"/>
+            </w:rPr>
+            <m:t>u</m:t>
+          </m:r>
+          <m:r>
+            <w:rPr>
+              <w:rFonts w:ascii="Cambria Math" w:hAnsi="Cambria Math"/>
+            </w:rPr>
+            <m:t>r</m:t>
+          </m:r>
+          <m:r>
+            <w:rPr>
+              <w:rFonts w:ascii="Cambria Math" w:hAnsi="Cambria Math"/>
+            </w:rPr>
+            <m:t>a</m:t>
+          </m:r>
+          <m:r>
+            <w:rPr>
+              <w:rFonts w:ascii="Cambria Math" w:hAnsi="Cambria Math"/>
+            </w:rPr>
+            <m:t>c</m:t>
+          </m:r>
+          <m:r>
+            <w:rPr>
+              <w:rFonts w:ascii="Cambria Math" w:hAnsi="Cambria Math"/>
+            </w:rPr>
+            <m:t>y</m:t>
+          </m:r>
+          <m:r>
+            <w:rPr>
+              <w:rFonts w:ascii="Cambria Math" w:hAnsi="Cambria Math"/>
+            </w:rPr>
+            <m:t>=</m:t>
+          </m:r>
+          <m:f>
+            <m:num>
+              <m:nary>
+                <m:naryPr>
+                  <m:chr m:val="∑"/>
+                  <m:limLoc m:val="undOvr"/>
+                </m:naryPr>
+                <m:sub>
+                  <m:r>
+                    <w:rPr>
+                      <w:rFonts w:ascii="Cambria Math" w:hAnsi="Cambria Math"/>
+                    </w:rPr>
+                    <m:t>i</m:t>
+                  </m:r>
+                  <m:r>
+                    <w:rPr>
+                      <w:rFonts w:ascii="Cambria Math" w:hAnsi="Cambria Math"/>
+                    </w:rPr>
+                    <m:t>=</m:t>
+                  </m:r>
+                  <m:r>
+                    <w:rPr>
+                      <w:rFonts w:ascii="Cambria Math" w:hAnsi="Cambria Math"/>
+                    </w:rPr>
+                    <m:t>1</m:t>
+                  </m:r>
+                </m:sub>
+                <m:sup>
+                  <m:r>
+                    <w:rPr>
+                      <w:rFonts w:ascii="Cambria Math" w:hAnsi="Cambria Math"/>
+                    </w:rPr>
+                    <m:t>N</m:t>
+                  </m:r>
+                </m:sup>
+                <m:e/>
+              </m:nary>
+              <m:r>
+                <w:rPr>
+                  <w:rFonts w:ascii="Times New Roman" w:hAnsi="Times New Roman"/>
+                  <w:i w:val="0"/>
+                </w:rPr>
+                <m:t>𝟙</m:t>
+              </m:r>
+              <m:r>
+                <w:rPr>
+                  <w:rFonts w:ascii="Cambria Math" w:hAnsi="Cambria Math"/>
+                </w:rPr>
+                <m:t>(</m:t>
+              </m:r>
+              <m:sSub>
+                <m:e>
+                  <m:acc>
+                    <m:accPr>
+                      <m:chr m:val="̂"/>
+                    </m:accPr>
+                    <m:e>
+                      <m:r>
+                        <w:rPr>
+                          <w:rFonts w:ascii="Cambria Math" w:hAnsi="Cambria Math"/>
+                        </w:rPr>
+                        <m:t>C</m:t>
+                      </m:r>
+                    </m:e>
+                  </m:acc>
+                </m:e>
+                <m:sub>
+                  <m:r>
+                    <w:rPr>
+                      <w:rFonts w:ascii="Cambria Math" w:hAnsi="Cambria Math"/>
+                    </w:rPr>
+                    <m:t>i</m:t>
+                  </m:r>
+                </m:sub>
+              </m:sSub>
+              <m:r>
+                <w:rPr>
+                  <w:rFonts w:ascii="Cambria Math" w:hAnsi="Cambria Math"/>
+                </w:rPr>
+                <m:t>=</m:t>
+              </m:r>
+              <m:sSub>
+                <m:e>
+                  <m:r>
+                    <w:rPr>
+                      <w:rFonts w:ascii="Cambria Math" w:hAnsi="Cambria Math"/>
+                    </w:rPr>
+                    <m:t>C</m:t>
+                  </m:r>
+                </m:e>
+                <m:sub>
+                  <m:r>
+                    <w:rPr>
+                      <w:rFonts w:ascii="Cambria Math" w:hAnsi="Cambria Math"/>
+                    </w:rPr>
+                    <m:t>i</m:t>
+                  </m:r>
+                </m:sub>
+              </m:sSub>
+              <m:r>
+                <w:rPr>
+                  <w:rFonts w:ascii="Cambria Math" w:hAnsi="Cambria Math"/>
+                </w:rPr>
+                <m:t>)</m:t>
+              </m:r>
+            </m:num>
+            <m:den>
+              <m:r>
+                <w:rPr>
+                  <w:rFonts w:ascii="Cambria Math" w:hAnsi="Cambria Math"/>
+                </w:rPr>
+                <m:t>N</m:t>
+              </m:r>
+            </m:den>
+          </m:f>
         </m:oMath>
       </m:oMathPara>
     </w:p>
@@ -3265,15 +4022,26 @@
         </w:rPr>
         <w:t xml:space="preserve">where </w:t>
       </w:r>
-      <w:r>
-        <w:rPr>
-          <w:rFonts w:ascii="Cambria Math" w:hAnsi="Cambria Math"/>
-          <w:i/>
-          <w:color w:val="003366"/>
-          <w:sz w:val="20"/>
-        </w:rPr>
-        <w:t>N=360</w:t>
-      </w:r>
+      <m:oMath>
+        <m:r>
+          <w:rPr>
+            <w:rFonts w:ascii="Cambria Math" w:hAnsi="Cambria Math"/>
+          </w:rPr>
+          <m:t>N</m:t>
+        </m:r>
+        <m:r>
+          <w:rPr>
+            <w:rFonts w:ascii="Cambria Math" w:hAnsi="Cambria Math"/>
+          </w:rPr>
+          <m:t>=</m:t>
+        </m:r>
+        <m:r>
+          <w:rPr>
+            <w:rFonts w:ascii="Cambria Math" w:hAnsi="Cambria Math"/>
+          </w:rPr>
+          <m:t>360</m:t>
+        </m:r>
+      </m:oMath>
       <w:r>
         <w:rPr>
           <w:rFonts w:ascii="Times New Roman" w:hAnsi="Times New Roman"/>
@@ -3301,29 +4069,30 @@
           <w:b/>
           <w:sz w:val="20"/>
         </w:rPr>
-        <w:t>Field Extraction Precision ($P$)</w:t>
-      </w:r>
-      <w:r>
-        <w:rPr>
-          <w:rFonts w:ascii="Times New Roman" w:hAnsi="Times New Roman"/>
-          <w:sz w:val="20"/>
-        </w:rPr>
-        <w:t xml:space="preserve">, </w:t>
-      </w:r>
+        <w:t>Field Extraction Precision (</w:t>
+      </w:r>
+      <m:oMath>
+        <m:r>
+          <w:rPr>
+            <w:rFonts w:ascii="Cambria Math" w:hAnsi="Cambria Math"/>
+          </w:rPr>
+          <m:t>P</m:t>
+        </m:r>
+      </m:oMath>
       <w:r>
         <w:rPr>
           <w:rFonts w:ascii="Times New Roman" w:hAnsi="Times New Roman"/>
           <w:b/>
           <w:sz w:val="20"/>
         </w:rPr>
-        <w:t>Recall ($R$)</w:t>
+        <w:t>)</w:t>
       </w:r>
       <w:r>
         <w:rPr>
           <w:rFonts w:ascii="Times New Roman" w:hAnsi="Times New Roman"/>
           <w:sz w:val="20"/>
         </w:rPr>
-        <w:t xml:space="preserve">, and </w:t>
+        <w:t xml:space="preserve">, </w:t>
       </w:r>
       <w:r>
         <w:rPr>
@@ -3331,7 +4100,66 @@
           <w:b/>
           <w:sz w:val="20"/>
         </w:rPr>
-        <w:t>F1 Score ($F_1$)</w:t>
+        <w:t>Recall (</w:t>
+      </w:r>
+      <m:oMath>
+        <m:r>
+          <w:rPr>
+            <w:rFonts w:ascii="Cambria Math" w:hAnsi="Cambria Math"/>
+          </w:rPr>
+          <m:t>R</m:t>
+        </m:r>
+      </m:oMath>
+      <w:r>
+        <w:rPr>
+          <w:rFonts w:ascii="Times New Roman" w:hAnsi="Times New Roman"/>
+          <w:b/>
+          <w:sz w:val="20"/>
+        </w:rPr>
+        <w:t>)</w:t>
+      </w:r>
+      <w:r>
+        <w:rPr>
+          <w:rFonts w:ascii="Times New Roman" w:hAnsi="Times New Roman"/>
+          <w:sz w:val="20"/>
+        </w:rPr>
+        <w:t xml:space="preserve">, and </w:t>
+      </w:r>
+      <w:r>
+        <w:rPr>
+          <w:rFonts w:ascii="Times New Roman" w:hAnsi="Times New Roman"/>
+          <w:b/>
+          <w:sz w:val="20"/>
+        </w:rPr>
+        <w:t>F1 Score (</w:t>
+      </w:r>
+      <m:oMath>
+        <m:sSub>
+          <m:e>
+            <m:r>
+              <w:rPr>
+                <w:rFonts w:ascii="Cambria Math" w:hAnsi="Cambria Math"/>
+              </w:rPr>
+              <m:t>F</m:t>
+            </m:r>
+          </m:e>
+          <m:sub>
+            <m:r>
+              <w:rPr>
+                <w:rFonts w:ascii="Cambria Math" w:hAnsi="Cambria Math"/>
+              </w:rPr>
+              <m:t>1</m:t>
+            </m:r>
+          </m:sub>
+        </m:sSub>
+      </m:oMath>
+      <w:r>
+        <w:rPr>
+          <w:rFonts w:ascii="Times New Roman" w:hAnsi="Times New Roman"/>
+          <w:b/>
+          <w:sz w:val="20"/>
+        </w:rPr>
+        <w:t>)</w:t>
       </w:r>
       <w:r>
         <w:rPr>
@@ -3343,21 +4171,191 @@
     </w:p>
     <w:p>
       <w:pPr>
-        <w:spacing w:before="160" w:after="160"/>
+        <w:spacing w:before="0" w:after="0"/>
         <w:jc w:val="center"/>
       </w:pPr>
       <m:oMathPara>
         <m:oMath>
           <m:r>
-            <m:rPr>
-              <m:sty m:val="p"/>
-            </m:rPr>
             <w:rPr>
               <w:rFonts w:ascii="Cambria Math" w:hAnsi="Cambria Math"/>
-              <w:color w:val="003366"/>
             </w:rPr>
-            <m:t>P = (True Positive Fields) / (True Positive Fields + False Positive Fields),    R = (True Positive Fields) / (True Positive Fields + False Negative Fields),    F_1 = 2 · (P · R) / (P + R)</m:t>
+            <m:t>P</m:t>
           </m:r>
+          <m:r>
+            <w:rPr>
+              <w:rFonts w:ascii="Cambria Math" w:hAnsi="Cambria Math"/>
+            </w:rPr>
+            <m:t>=</m:t>
+          </m:r>
+          <m:f>
+            <m:num>
+              <m:r>
+                <w:rPr>
+                  <w:rFonts w:ascii="Times New Roman" w:hAnsi="Times New Roman"/>
+                  <w:i w:val="0"/>
+                </w:rPr>
+                <m:t>True Positive Fields</m:t>
+              </m:r>
+            </m:num>
+            <m:den>
+              <m:r>
+                <w:rPr>
+                  <w:rFonts w:ascii="Times New Roman" w:hAnsi="Times New Roman"/>
+                  <w:i w:val="0"/>
+                </w:rPr>
+                <m:t>True Positive Fields</m:t>
+              </m:r>
+              <m:r>
+                <w:rPr>
+                  <w:rFonts w:ascii="Cambria Math" w:hAnsi="Cambria Math"/>
+                </w:rPr>
+                <m:t>+</m:t>
+              </m:r>
+              <m:r>
+                <w:rPr>
+                  <w:rFonts w:ascii="Times New Roman" w:hAnsi="Times New Roman"/>
+                  <w:i w:val="0"/>
+                </w:rPr>
+                <m:t>False Positive Fields</m:t>
+              </m:r>
+            </m:den>
+          </m:f>
+          <m:r>
+            <w:rPr>
+              <w:rFonts w:ascii="Cambria Math" w:hAnsi="Cambria Math"/>
+            </w:rPr>
+            <m:t>,</m:t>
+          </m:r>
+          <m:r>
+            <w:rPr>
+              <w:rFonts w:ascii="Cambria Math" w:hAnsi="Cambria Math"/>
+            </w:rPr>
+            <m:t>R</m:t>
+          </m:r>
+          <m:r>
+            <w:rPr>
+              <w:rFonts w:ascii="Cambria Math" w:hAnsi="Cambria Math"/>
+            </w:rPr>
+            <m:t>=</m:t>
+          </m:r>
+          <m:f>
+            <m:num>
+              <m:r>
+                <w:rPr>
+                  <w:rFonts w:ascii="Times New Roman" w:hAnsi="Times New Roman"/>
+                  <w:i w:val="0"/>
+                </w:rPr>
+                <m:t>True Positive Fields</m:t>
+              </m:r>
+            </m:num>
+            <m:den>
+              <m:r>
+                <w:rPr>
+                  <w:rFonts w:ascii="Times New Roman" w:hAnsi="Times New Roman"/>
+                  <w:i w:val="0"/>
+                </w:rPr>
+                <m:t>True Positive Fields</m:t>
+              </m:r>
+              <m:r>
+                <w:rPr>
+                  <w:rFonts w:ascii="Cambria Math" w:hAnsi="Cambria Math"/>
+                </w:rPr>
+                <m:t>+</m:t>
+              </m:r>
+              <m:r>
+                <w:rPr>
+                  <w:rFonts w:ascii="Times New Roman" w:hAnsi="Times New Roman"/>
+                  <w:i w:val="0"/>
+                </w:rPr>
+                <m:t>False Negative Fields</m:t>
+              </m:r>
+            </m:den>
+          </m:f>
+          <m:r>
+            <w:rPr>
+              <w:rFonts w:ascii="Cambria Math" w:hAnsi="Cambria Math"/>
+            </w:rPr>
+            <m:t>,</m:t>
+          </m:r>
+          <m:sSub>
+            <m:e>
+              <m:r>
+                <w:rPr>
+                  <w:rFonts w:ascii="Cambria Math" w:hAnsi="Cambria Math"/>
+                </w:rPr>
+                <m:t>F</m:t>
+              </m:r>
+            </m:e>
+            <m:sub>
+              <m:r>
+                <w:rPr>
+                  <w:rFonts w:ascii="Cambria Math" w:hAnsi="Cambria Math"/>
+                </w:rPr>
+                <m:t>1</m:t>
+              </m:r>
+            </m:sub>
+          </m:sSub>
+          <m:r>
+            <w:rPr>
+              <w:rFonts w:ascii="Cambria Math" w:hAnsi="Cambria Math"/>
+            </w:rPr>
+            <m:t>=</m:t>
+          </m:r>
+          <m:r>
+            <w:rPr>
+              <w:rFonts w:ascii="Cambria Math" w:hAnsi="Cambria Math"/>
+            </w:rPr>
+            <m:t>2</m:t>
+          </m:r>
+          <m:r>
+            <w:rPr>
+              <w:rFonts w:ascii="Cambria Math" w:hAnsi="Cambria Math"/>
+            </w:rPr>
+            <m:t>·</m:t>
+          </m:r>
+          <m:f>
+            <m:num>
+              <m:r>
+                <w:rPr>
+                  <w:rFonts w:ascii="Cambria Math" w:hAnsi="Cambria Math"/>
+                </w:rPr>
+                <m:t>P</m:t>
+              </m:r>
+              <m:r>
+                <w:rPr>
+                  <w:rFonts w:ascii="Cambria Math" w:hAnsi="Cambria Math"/>
+                </w:rPr>
+                <m:t>·</m:t>
+              </m:r>
+              <m:r>
+                <w:rPr>
+                  <w:rFonts w:ascii="Cambria Math" w:hAnsi="Cambria Math"/>
+                </w:rPr>
+                <m:t>R</m:t>
+              </m:r>
+            </m:num>
+            <m:den>
+              <m:r>
+                <w:rPr>
+                  <w:rFonts w:ascii="Cambria Math" w:hAnsi="Cambria Math"/>
+                </w:rPr>
+                <m:t>P</m:t>
+              </m:r>
+              <m:r>
+                <w:rPr>
+                  <w:rFonts w:ascii="Cambria Math" w:hAnsi="Cambria Math"/>
+                </w:rPr>
+                <m:t>+</m:t>
+              </m:r>
+              <m:r>
+                <w:rPr>
+                  <w:rFonts w:ascii="Cambria Math" w:hAnsi="Cambria Math"/>
+                </w:rPr>
+                <m:t>R</m:t>
+              </m:r>
+            </m:den>
+          </m:f>
         </m:oMath>
       </m:oMathPara>
     </w:p>
@@ -3389,15 +4387,27 @@
         </w:rPr>
         <w:t>: Levenshtein character edit distance between canonically normalized predicted field strings and expected ground truth field strings, normalized by the total ground truth character length (</w:t>
       </w:r>
-      <w:r>
-        <w:rPr>
-          <w:rFonts w:ascii="Times New Roman" w:hAnsi="Times New Roman"/>
-          <w:i/>
-          <w:color w:val="003366"/>
-          <w:sz w:val="20"/>
-        </w:rPr>
-        <w:t>L_{GT}</w:t>
-      </w:r>
+      <m:oMath>
+        <m:sSub>
+          <m:e>
+            <m:r>
+              <w:rPr>
+                <w:rFonts w:ascii="Cambria Math" w:hAnsi="Cambria Math"/>
+              </w:rPr>
+              <m:t>L</m:t>
+            </m:r>
+          </m:e>
+          <m:sub>
+            <m:r>
+              <w:rPr>
+                <w:rFonts w:ascii="Times New Roman" w:hAnsi="Times New Roman"/>
+                <w:i w:val="0"/>
+              </w:rPr>
+              <m:t>GT</m:t>
+            </m:r>
+          </m:sub>
+        </m:sSub>
+      </m:oMath>
       <w:r>
         <w:rPr>
           <w:rFonts w:ascii="Times New Roman" w:hAnsi="Times New Roman"/>
@@ -3408,21 +4418,118 @@
     </w:p>
     <w:p>
       <w:pPr>
-        <w:spacing w:before="160" w:after="160"/>
+        <w:spacing w:before="0" w:after="0"/>
         <w:jc w:val="center"/>
       </w:pPr>
       <m:oMathPara>
         <m:oMath>
           <m:r>
-            <m:rPr>
-              <m:sty m:val="p"/>
-            </m:rPr>
+            <w:rPr>
+              <w:rFonts w:ascii="Times New Roman" w:hAnsi="Times New Roman"/>
+              <w:i w:val="0"/>
+            </w:rPr>
+            <m:t>CER</m:t>
+          </m:r>
+          <m:r>
             <w:rPr>
               <w:rFonts w:ascii="Cambria Math" w:hAnsi="Cambria Math"/>
-              <w:color w:val="003366"/>
             </w:rPr>
-            <m:t>CER = fracS_char + D_char + I_charL_GT</m:t>
+            <m:t>=</m:t>
           </m:r>
+          <m:f>
+            <m:num>
+              <m:sSub>
+                <m:e>
+                  <m:r>
+                    <w:rPr>
+                      <w:rFonts w:ascii="Cambria Math" w:hAnsi="Cambria Math"/>
+                    </w:rPr>
+                    <m:t>S</m:t>
+                  </m:r>
+                </m:e>
+                <m:sub>
+                  <m:r>
+                    <w:rPr>
+                      <w:rFonts w:ascii="Times New Roman" w:hAnsi="Times New Roman"/>
+                      <w:i w:val="0"/>
+                    </w:rPr>
+                    <m:t>char</m:t>
+                  </m:r>
+                </m:sub>
+              </m:sSub>
+              <m:r>
+                <w:rPr>
+                  <w:rFonts w:ascii="Cambria Math" w:hAnsi="Cambria Math"/>
+                </w:rPr>
+                <m:t>+</m:t>
+              </m:r>
+              <m:sSub>
+                <m:e>
+                  <m:r>
+                    <w:rPr>
+                      <w:rFonts w:ascii="Cambria Math" w:hAnsi="Cambria Math"/>
+                    </w:rPr>
+                    <m:t>D</m:t>
+                  </m:r>
+                </m:e>
+                <m:sub>
+                  <m:r>
+                    <w:rPr>
+                      <w:rFonts w:ascii="Times New Roman" w:hAnsi="Times New Roman"/>
+                      <w:i w:val="0"/>
+                    </w:rPr>
+                    <m:t>char</m:t>
+                  </m:r>
+                </m:sub>
+              </m:sSub>
+              <m:r>
+                <w:rPr>
+                  <w:rFonts w:ascii="Cambria Math" w:hAnsi="Cambria Math"/>
+                </w:rPr>
+                <m:t>+</m:t>
+              </m:r>
+              <m:sSub>
+                <m:e>
+                  <m:r>
+                    <w:rPr>
+                      <w:rFonts w:ascii="Cambria Math" w:hAnsi="Cambria Math"/>
+                    </w:rPr>
+                    <m:t>I</m:t>
+                  </m:r>
+                </m:e>
+                <m:sub>
+                  <m:r>
+                    <w:rPr>
+                      <w:rFonts w:ascii="Times New Roman" w:hAnsi="Times New Roman"/>
+                      <w:i w:val="0"/>
+                    </w:rPr>
+                    <m:t>char</m:t>
+                  </m:r>
+                </m:sub>
+              </m:sSub>
+            </m:num>
+            <m:den>
+              <m:sSub>
+                <m:e>
+                  <m:r>
+                    <w:rPr>
+                      <w:rFonts w:ascii="Cambria Math" w:hAnsi="Cambria Math"/>
+                    </w:rPr>
+                    <m:t>L</m:t>
+                  </m:r>
+                </m:e>
+                <m:sub>
+                  <m:r>
+                    <w:rPr>
+                      <w:rFonts w:ascii="Times New Roman" w:hAnsi="Times New Roman"/>
+                      <w:i w:val="0"/>
+                    </w:rPr>
+                    <m:t>GT</m:t>
+                  </m:r>
+                </m:sub>
+              </m:sSub>
+            </m:den>
+          </m:f>
         </m:oMath>
       </m:oMathPara>
     </w:p>
@@ -3454,15 +4561,27 @@
         </w:rPr>
         <w:t>: Tokenized word-level edit distance between predicted field strings and ground truth field strings, normalized by total ground truth word count (</w:t>
       </w:r>
-      <w:r>
-        <w:rPr>
-          <w:rFonts w:ascii="Times New Roman" w:hAnsi="Times New Roman"/>
-          <w:i/>
-          <w:color w:val="003366"/>
-          <w:sz w:val="20"/>
-        </w:rPr>
-        <w:t>W_{GT}</w:t>
-      </w:r>
+      <m:oMath>
+        <m:sSub>
+          <m:e>
+            <m:r>
+              <w:rPr>
+                <w:rFonts w:ascii="Cambria Math" w:hAnsi="Cambria Math"/>
+              </w:rPr>
+              <m:t>W</m:t>
+            </m:r>
+          </m:e>
+          <m:sub>
+            <m:r>
+              <w:rPr>
+                <w:rFonts w:ascii="Times New Roman" w:hAnsi="Times New Roman"/>
+                <w:i w:val="0"/>
+              </w:rPr>
+              <m:t>GT</m:t>
+            </m:r>
+          </m:sub>
+        </m:sSub>
+      </m:oMath>
       <w:r>
         <w:rPr>
           <w:rFonts w:ascii="Times New Roman" w:hAnsi="Times New Roman"/>
@@ -3473,21 +4592,118 @@
     </w:p>
     <w:p>
       <w:pPr>
-        <w:spacing w:before="160" w:after="160"/>
+        <w:spacing w:before="0" w:after="0"/>
         <w:jc w:val="center"/>
       </w:pPr>
       <m:oMathPara>
         <m:oMath>
           <m:r>
-            <m:rPr>
-              <m:sty m:val="p"/>
-            </m:rPr>
+            <w:rPr>
+              <w:rFonts w:ascii="Times New Roman" w:hAnsi="Times New Roman"/>
+              <w:i w:val="0"/>
+            </w:rPr>
+            <m:t>WER</m:t>
+          </m:r>
+          <m:r>
             <w:rPr>
               <w:rFonts w:ascii="Cambria Math" w:hAnsi="Cambria Math"/>
-              <w:color w:val="003366"/>
             </w:rPr>
-            <m:t>WER = fracS_word + D_word + I_wordW_GT</m:t>
+            <m:t>=</m:t>
           </m:r>
+          <m:f>
+            <m:num>
+              <m:sSub>
+                <m:e>
+                  <m:r>
+                    <w:rPr>
+                      <w:rFonts w:ascii="Cambria Math" w:hAnsi="Cambria Math"/>
+                    </w:rPr>
+                    <m:t>S</m:t>
+                  </m:r>
+                </m:e>
+                <m:sub>
+                  <m:r>
+                    <w:rPr>
+                      <w:rFonts w:ascii="Times New Roman" w:hAnsi="Times New Roman"/>
+                      <w:i w:val="0"/>
+                    </w:rPr>
+                    <m:t>word</m:t>
+                  </m:r>
+                </m:sub>
+              </m:sSub>
+              <m:r>
+                <w:rPr>
+                  <w:rFonts w:ascii="Cambria Math" w:hAnsi="Cambria Math"/>
+                </w:rPr>
+                <m:t>+</m:t>
+              </m:r>
+              <m:sSub>
+                <m:e>
+                  <m:r>
+                    <w:rPr>
+                      <w:rFonts w:ascii="Cambria Math" w:hAnsi="Cambria Math"/>
+                    </w:rPr>
+                    <m:t>D</m:t>
+                  </m:r>
+                </m:e>
+                <m:sub>
+                  <m:r>
+                    <w:rPr>
+                      <w:rFonts w:ascii="Times New Roman" w:hAnsi="Times New Roman"/>
+                      <w:i w:val="0"/>
+                    </w:rPr>
+                    <m:t>word</m:t>
+                  </m:r>
+                </m:sub>
+              </m:sSub>
+              <m:r>
+                <w:rPr>
+                  <w:rFonts w:ascii="Cambria Math" w:hAnsi="Cambria Math"/>
+                </w:rPr>
+                <m:t>+</m:t>
+              </m:r>
+              <m:sSub>
+                <m:e>
+                  <m:r>
+                    <w:rPr>
+                      <w:rFonts w:ascii="Cambria Math" w:hAnsi="Cambria Math"/>
+                    </w:rPr>
+                    <m:t>I</m:t>
+                  </m:r>
+                </m:e>
+                <m:sub>
+                  <m:r>
+                    <w:rPr>
+                      <w:rFonts w:ascii="Times New Roman" w:hAnsi="Times New Roman"/>
+                      <w:i w:val="0"/>
+                    </w:rPr>
+                    <m:t>word</m:t>
+                  </m:r>
+                </m:sub>
+              </m:sSub>
+            </m:num>
+            <m:den>
+              <m:sSub>
+                <m:e>
+                  <m:r>
+                    <w:rPr>
+                      <w:rFonts w:ascii="Cambria Math" w:hAnsi="Cambria Math"/>
+                    </w:rPr>
+                    <m:t>W</m:t>
+                  </m:r>
+                </m:e>
+                <m:sub>
+                  <m:r>
+                    <w:rPr>
+                      <w:rFonts w:ascii="Times New Roman" w:hAnsi="Times New Roman"/>
+                      <w:i w:val="0"/>
+                    </w:rPr>
+                    <m:t>GT</m:t>
+                  </m:r>
+                </m:sub>
+              </m:sSub>
+            </m:den>
+          </m:f>
         </m:oMath>
       </m:oMathPara>
     </w:p>
@@ -3548,31 +4764,31 @@
         </w:rPr>
         <w:t>: Execution latency per specimen (</w:t>
       </w:r>
-      <w:r>
-        <w:rPr>
-          <w:rFonts w:ascii="Times New Roman" w:hAnsi="Times New Roman"/>
-          <w:i/>
-          <w:color w:val="003366"/>
+      <m:oMath>
+        <m:r>
+          <w:rPr>
+            <w:rFonts w:ascii="Times New Roman" w:hAnsi="Times New Roman"/>
+            <w:i w:val="0"/>
+          </w:rPr>
+          <m:t>ms/sample</m:t>
+        </m:r>
+      </m:oMath>
+      <w:r>
+        <w:rPr>
+          <w:rFonts w:ascii="Times New Roman" w:hAnsi="Times New Roman"/>
           <w:sz w:val="20"/>
         </w:rPr>
-        <w:t>ms/sample</w:t>
-      </w:r>
-      <w:r>
-        <w:rPr>
-          <w:rFonts w:ascii="Times New Roman" w:hAnsi="Times New Roman"/>
-          <w:sz w:val="20"/>
-        </w:rPr>
         <w:t>) and framework processing throughput (</w:t>
       </w:r>
-      <w:r>
-        <w:rPr>
-          <w:rFonts w:ascii="Times New Roman" w:hAnsi="Times New Roman"/>
-          <w:i/>
-          <w:color w:val="003366"/>
-          <w:sz w:val="20"/>
-        </w:rPr>
-        <w:t>samples/sec</w:t>
-      </w:r>
+      <m:oMath>
+        <m:r>
+          <w:rPr>
+            <w:rFonts w:ascii="Times New Roman" w:hAnsi="Times New Roman"/>
+            <w:i w:val="0"/>
+          </w:rPr>
+          <m:t>samples/sec</m:t>
+        </m:r>
+      </m:oMath>
       <w:r>
         <w:rPr>
           <w:rFonts w:ascii="Times New Roman" w:hAnsi="Times New Roman"/>
@@ -5216,15 +6432,33 @@
         </w:rPr>
         <w:t>: 4.12 ms/sample (</w:t>
       </w:r>
-      <w:r>
-        <w:rPr>
-          <w:rFonts w:ascii="Times New Roman" w:hAnsi="Times New Roman"/>
-          <w:i/>
-          <w:color w:val="003366"/>
-          <w:sz w:val="20"/>
-        </w:rPr>
-        <w:t>\sigma = 0.45 ms</w:t>
-      </w:r>
+      <m:oMath>
+        <m:r>
+          <w:rPr>
+            <w:rFonts w:ascii="Cambria Math" w:hAnsi="Cambria Math"/>
+          </w:rPr>
+          <m:t>σ</m:t>
+        </m:r>
+        <m:r>
+          <w:rPr>
+            <w:rFonts w:ascii="Cambria Math" w:hAnsi="Cambria Math"/>
+          </w:rPr>
+          <m:t>=</m:t>
+        </m:r>
+        <m:r>
+          <w:rPr>
+            <w:rFonts w:ascii="Cambria Math" w:hAnsi="Cambria Math"/>
+          </w:rPr>
+          <m:t>0.45</m:t>
+        </m:r>
+        <m:r>
+          <w:rPr>
+            <w:rFonts w:ascii="Times New Roman" w:hAnsi="Times New Roman"/>
+            <w:i w:val="0"/>
+          </w:rPr>
+          <m:t>ms</m:t>
+        </m:r>
+      </m:oMath>
       <w:r>
         <w:rPr>
           <w:rFonts w:ascii="Times New Roman" w:hAnsi="Times New Roman"/>
@@ -7629,15 +8863,32 @@
         </w:rPr>
         <w:t xml:space="preserve">: BenchmarkRunner implements </w:t>
       </w:r>
-      <w:r>
-        <w:rPr>
-          <w:rFonts w:ascii="Cambria Math" w:hAnsi="Cambria Math"/>
-          <w:i/>
-          <w:color w:val="003366"/>
-          <w:sz w:val="20"/>
-        </w:rPr>
-        <w:t>O(N)</w:t>
-      </w:r>
+      <m:oMath>
+        <m:r>
+          <w:rPr>
+            <w:rFonts w:ascii="Cambria Math" w:hAnsi="Cambria Math"/>
+          </w:rPr>
+          <m:t>O</m:t>
+        </m:r>
+        <m:r>
+          <w:rPr>
+            <w:rFonts w:ascii="Cambria Math" w:hAnsi="Cambria Math"/>
+          </w:rPr>
+          <m:t>(</m:t>
+        </m:r>
+        <m:r>
+          <w:rPr>
+            <w:rFonts w:ascii="Cambria Math" w:hAnsi="Cambria Math"/>
+          </w:rPr>
+          <m:t>N</m:t>
+        </m:r>
+        <m:r>
+          <w:rPr>
+            <w:rFonts w:ascii="Cambria Math" w:hAnsi="Cambria Math"/>
+          </w:rPr>
+          <m:t>)</m:t>
+        </m:r>
+      </m:oMath>
       <w:r>
         <w:rPr>
           <w:rFonts w:ascii="Times New Roman" w:hAnsi="Times New Roman"/>
